--- a/spa/docx/53.content.docx
+++ b/spa/docx/53.content.docx
@@ -214,7 +214,7 @@
         <w:rPr>
           <w:lang w:val="es_ES" w:bidi="es_ES"/>
         </w:rPr>
-        <w:t xml:space="preserve"> Pablo, Silvano y Timoteo a la iglesia de los tesalonicenses, que está en Dios nuestro Padre y en el Señor Jesucristo:</w:t>
+        <w:t xml:space="preserve"> Pablo, Silvano y Timoteo, juntos escribimos a la iglesia de los tesalonicenses, que está en Dios nuestro Padre y en el Señor Jesucristo.</w:t>
       </w:r>
     </w:p>
     <w:p>
@@ -277,7 +277,7 @@
         <w:rPr>
           <w:lang w:val="es_ES" w:bidi="es_ES"/>
         </w:rPr>
-        <w:t xml:space="preserve"> Por eso nos sentimos orgullosos de ustedes ante las iglesias de Dios, por la constancia y la fe que ustedes demuestran en medio de todas las persecuciones y aflicciones que soportan.</w:t>
+        <w:t xml:space="preserve"> Por eso nos sentimos orgullosos de ustedes ante las iglesias de Dios. Ustedes demuestran constancia y fe en medio de todas las persecuciones y aflicciones que soportan.</w:t>
       </w:r>
     </w:p>
     <w:p>
@@ -340,7 +340,7 @@
         <w:rPr>
           <w:lang w:val="es_ES" w:bidi="es_ES"/>
         </w:rPr>
-        <w:t xml:space="preserve"> A ustedes, que ahora sufren, Dios les dará alivio, igual que a nosotros. Esto sucederá cuando el Señor Jesús se manifieste desde el cielo con sus poderosos ángeles, entre llamas de fuego,</w:t>
+        <w:t xml:space="preserve"> A ustedes, que ahora sufren, Dios les dará alivio, igual que a nosotros. Esto sucederá cuando el Señor Jesús se manifieste desde el cielo con sus poderosos ángeles. Se manifestará entre llamas de fuego</w:t>
       </w:r>
     </w:p>
     <w:p>
@@ -361,7 +361,7 @@
         <w:rPr>
           <w:lang w:val="es_ES" w:bidi="es_ES"/>
         </w:rPr>
-        <w:t xml:space="preserve"> para castigar a los que no conocen a Dios ni obedecen el evangelio de nuestro Señor Jesús.</w:t>
+        <w:t xml:space="preserve"> para castigar a los que no conocen a Dios ni obedecen las buenas noticias de nuestro Señor Jesús.</w:t>
       </w:r>
     </w:p>
     <w:p>
@@ -403,7 +403,7 @@
         <w:rPr>
           <w:lang w:val="es_ES" w:bidi="es_ES"/>
         </w:rPr>
-        <w:t xml:space="preserve"> Esto sucederá cuando él venga en aquel día para ser glorificado en su pueblo santo y admirado por todos los que creyeron, porque ustedes creyeron nuestro testimonio.</w:t>
+        <w:t xml:space="preserve"> Esto sucederá cuando él venga en aquel día para ser glorificado en su pueblo santo y admirado por todos los que creyeron. Ustedes están entre ellos porque ustedes creyeron nuestro testimonio.</w:t>
       </w:r>
     </w:p>
     <w:p>
@@ -482,7 +482,7 @@
         <w:rPr>
           <w:lang w:val="es_ES" w:bidi="es_ES"/>
         </w:rPr>
-        <w:t xml:space="preserve"> Ahora bien, hermanos, en cuanto a la venida de nuestro Señor Jesucristo y a nuestra reunión con él, les pedimos esto:</w:t>
+        <w:t xml:space="preserve"> Ahora bien, hermanos, en cuanto a la venida de nuestro Señor Jesucristo y a nuestra reunión con él, les pedimos esto.</w:t>
       </w:r>
     </w:p>
     <w:p>
@@ -503,7 +503,7 @@
         <w:rPr>
           <w:lang w:val="es_ES" w:bidi="es_ES"/>
         </w:rPr>
-        <w:t xml:space="preserve"> no se alarmen ni se angustien por ningún mensaje espiritual, ni por ninguna palabra, ni por ninguna carta que supuestamente venga de nosotros, con el mensaje de que el día del Señor ya llegó.</w:t>
+        <w:t xml:space="preserve"> No se alarmen ni se angustien por ningún mensaje espiritual, ni por ninguna palabra, ni por ninguna carta que supuestamente venga de nosotros, con el mensaje de que el día del Señor ya llegó.</w:t>
       </w:r>
     </w:p>
     <w:p>
@@ -524,7 +524,7 @@
         <w:rPr>
           <w:lang w:val="es_ES" w:bidi="es_ES"/>
         </w:rPr>
-        <w:t xml:space="preserve"> No se dejen engañar de ninguna manera, porque ese día no llegará sin que antes venga la rebelión contra Dios y se manifieste el hombre de maldad, el hijo de perdición.</w:t>
+        <w:t xml:space="preserve"> No se dejen engañar de ninguna manera. Ese día no llegará sin que antes venga la rebelión contra Dios y se manifieste el hombre de maldad, el hijo de perdición.</w:t>
       </w:r>
     </w:p>
     <w:p>
@@ -629,7 +629,7 @@
         <w:rPr>
           <w:lang w:val="es_ES" w:bidi="es_ES"/>
         </w:rPr>
-        <w:t xml:space="preserve"> Entonces se manifestará ese malvado, a quien el Señor destruirá con el soplo de su boca y aniquilará con el resplandor de su venida.</w:t>
+        <w:t xml:space="preserve"> Entonces se manifestará ese malvado. El Señor lo destruirá con el soplo de su boca y lo aniquilará con el resplandor de su venida.</w:t>
       </w:r>
     </w:p>
     <w:p>
@@ -671,7 +671,7 @@
         <w:rPr>
           <w:lang w:val="es_ES" w:bidi="es_ES"/>
         </w:rPr>
-        <w:t xml:space="preserve"> Engañará con toda clase de maldad a los que van a la perdición, porque rechazaron la verdad y se negaron a amarla, lo cual los habría salvado.</w:t>
+        <w:t xml:space="preserve"> Engañará con todo tipo de maldad a los que van a la perdición. Rechazaron la verdad y se negaron a amarla, la cual los habría salvado.</w:t>
       </w:r>
     </w:p>
     <w:p>
@@ -755,7 +755,7 @@
         <w:rPr>
           <w:lang w:val="es_ES" w:bidi="es_ES"/>
         </w:rPr>
-        <w:t xml:space="preserve"> Para esto los llamó por medio del evangelio que les predicamos, a fin de que tengan participen de la gloria de nuestro Señor Jesucristo.</w:t>
+        <w:t xml:space="preserve"> Para esto los llamó por medio de las buenas noticias que les predicamos, a fin de que participen de la gloria de nuestro Señor Jesucristo.</w:t>
       </w:r>
     </w:p>
     <w:p>
@@ -797,7 +797,7 @@
         <w:rPr>
           <w:lang w:val="es_ES" w:bidi="es_ES"/>
         </w:rPr>
-        <w:t xml:space="preserve"> Que nuestro Señor Jesucristo mismo y Dios nuestro Padre, quien nos amó y nos dio consuelo eterno y buena esperanza por su gracia,</w:t>
+        <w:t xml:space="preserve"> Dios nuestro Padre nos amó y nos dio consuelo eterno y buena esperanza por su gracia. Que él y nuestro Señor Jesucristo mismo</w:t>
       </w:r>
     </w:p>
     <w:p>
@@ -818,7 +818,7 @@
         <w:rPr>
           <w:lang w:val="es_ES" w:bidi="es_ES"/>
         </w:rPr>
-        <w:t xml:space="preserve"> consuele sus corazones y los fortalezca en toda buena obra y palabra.</w:t>
+        <w:t xml:space="preserve"> consuelen sus corazones y los fortalezcan en toda buena obra y palabra.</w:t>
       </w:r>
     </w:p>
     <w:p>
@@ -960,7 +960,7 @@
         <w:rPr>
           <w:lang w:val="es_ES" w:bidi="es_ES"/>
         </w:rPr>
-        <w:t xml:space="preserve"> Hermanos, les ordenamos en el nombre del Señor Jesucristo que se aparten de todo hermano que viva sin querer trabajar y no siga las enseñanzas que recibieron de nosotros.</w:t>
+        <w:t xml:space="preserve"> Hermanos, les ordenamos en el nombre del Señor Jesucristo que se aparten de todo hermano que viva sin querer trabajar y que no siga las enseñanzas que recibieron de nosotros.</w:t>
       </w:r>
     </w:p>
     <w:p>
@@ -1044,7 +1044,7 @@
         <w:rPr>
           <w:lang w:val="es_ES" w:bidi="es_ES"/>
         </w:rPr>
-        <w:t xml:space="preserve"> Cuando estábamos con ustedes, les dimos esta regla: «El que no quiera trabajar, que tampoco coma».</w:t>
+        <w:t xml:space="preserve"> Cuando estábamos con ustedes, les dimos esta regla: “El que no quiera trabajar, que tampoco coma”.</w:t>
       </w:r>
     </w:p>
     <w:p>
